--- a/content/assets/portfolio/resume/liu-zhong-li-cv.docx
+++ b/content/assets/portfolio/resume/liu-zhong-li-cv.docx
@@ -776,7 +776,7 @@
             <w:sz w:val="18"/>
             <w:szCs w:val="18"/>
           </w:rPr>
-          <w:t xml:space="preserve">DevMate — Gateway MCP local-first</w:t>
+          <w:t xml:space="preserve">DevMate — Runtime MCP local-first</w:t>
         </w:r>
       </w:hyperlink>
       <w:r>
